--- a/deliverables/문병로_교수의_메트릭_스튜디오_02_1부_게시용.docx
+++ b/deliverables/문병로_교수의_메트릭_스튜디오_02_1부_게시용.docx
@@ -181,7 +181,7 @@
           <w:rFonts w:ascii="Malgun Gothic" w:hAnsi="Malgun Gothic" w:eastAsia="Malgun Gothic"/>
           <w:sz w:val="22"/>
         </w:rPr>
-        <w:t>예전에 팩터 포트폴리오를 만들 때도 비슷한 문제가 있었다. 조건을 추가할수록 백테스트의 모양은 좋아 보였지만, 종목 수는 줄고 거래 가능성은 사라졌다. 당시에는 조건이 지나치게 엄격하다고만 생각했다. 지금 다시 보면 나는 수익률을 최적화한 것이 아니라, 거래하기 어려운 표본을 골라낸 것일 수 있다.</w:t>
+        <w:t>금융인공지능 프로젝트에서 팩터 포트폴리오를 만들 때도 비슷한 일이 있었다. PER, ROE, 모멘텀, 유동성 조건을 하나씩 더할수록 백테스트의 곡선은 좋아 보였다. 대신 종목 수는 줄었고, 실제로 주문을 낼 수 있는 종목은 빠르게 사라졌다. 당시에는 조건이 지나치게 엄격하다고만 생각했다. 지금 다시 보면 나는 수익률을 최적화한 것이 아니라, 거래하기 어려운 표본을 골라낸 것일 수 있다.</w:t>
       </w:r>
     </w:p>
     <w:p>
@@ -1050,6 +1050,30 @@
           <w:rFonts w:ascii="Malgun Gothic" w:hAnsi="Malgun Gothic" w:eastAsia="Malgun Gothic"/>
           <w:sz w:val="22"/>
         </w:rPr>
+        <w:t>여기서 기간 표기를 분리할 필요가 있다. 신호를 만드는 수정주가·거래량·시가총액 패널의 마지막 월은 2026년 4월이다. 표의 검증 종료가 2026년 5월인 이유는 2026년 4월에 선택한 종목의 한 달 뒤 수익률을 관측했기 때문이다. 입력 데이터의 마지막 월과 평가 수익률의 마지막 월을 같은 뜻으로 쓰면 안 된다.</w:t>
+      </w:r>
+    </w:p>
+    <w:p>
+      <w:pPr>
+        <w:spacing w:after="160" w:line="320" w:lineRule="auto"/>
+      </w:pPr>
+      <w:r>
+        <w:rPr>
+          <w:rFonts w:ascii="Malgun Gothic" w:hAnsi="Malgun Gothic" w:eastAsia="Malgun Gothic"/>
+          <w:sz w:val="22"/>
+        </w:rPr>
+        <w:t>## 결과를 신뢰하지 않기 위해 다시 한 일</w:t>
+      </w:r>
+    </w:p>
+    <w:p>
+      <w:pPr>
+        <w:spacing w:after="160" w:line="320" w:lineRule="auto"/>
+      </w:pPr>
+      <w:r>
+        <w:rPr>
+          <w:rFonts w:ascii="Malgun Gothic" w:hAnsi="Malgun Gothic" w:eastAsia="Malgun Gothic"/>
+          <w:sz w:val="22"/>
+        </w:rPr>
         <w:t>이 결과는 최고점을 고른 뒤 같은 기간에서 다시 칭찬한 것은 아니라는 점을 보여준다. 다음으로 원시 DataGuide 거래정지구분 패널을 직접 연결했다. 선택 시점에 상태가 ‘정상’이 아닌 종목 1,908개를 제외한 뒤, 같은 소형주 전략을 다시 실행했다.</w:t>
       </w:r>
     </w:p>
@@ -1190,6 +1214,18 @@
           <w:sz w:val="22"/>
         </w:rPr>
         <w:t>그렇다고 41.1%를 알파라고 부를 수는 없다. 같은 유동성 상위 90% 유니버스를 동일가중한 벤치마크의 CAGR은 8.7%였고, 상대 CAGR은 29.8%였다. 월별 회귀에서 벤치마크 베타는 0.83, 절편은 월 2.54%였으며 절편 t-통계량은 6.04였다. 적어도 결과가 넓은 유동성 시장을 단순히 많이 산 효과만은 아니라는 반증이다. 규모 외의 위험요인을 통제한 완전한 요인 알파와는 다른 주장이다.</w:t>
+      </w:r>
+    </w:p>
+    <w:p>
+      <w:pPr>
+        <w:spacing w:after="160" w:line="320" w:lineRule="auto"/>
+      </w:pPr>
+      <w:r>
+        <w:rPr>
+          <w:rFonts w:ascii="Malgun Gothic" w:hAnsi="Malgun Gothic" w:eastAsia="Malgun Gothic"/>
+          <w:sz w:val="22"/>
+        </w:rPr>
+        <w:t>## 이 글이 아직 투자 권유가 아닌 이유</w:t>
       </w:r>
     </w:p>
     <w:p>
